--- a/cms-models/cms-models-xiangmu/src/main/resources/templates/typeOne.docx
+++ b/cms-models/cms-models-xiangmu/src/main/resources/templates/typeOne.docx
@@ -22,47 +22,26 @@
     </w:p>
     <w:p>
       <w:pPr>
-        <w:ind w:right="640"/>
-        <w:rPr>
-          <w:rFonts w:ascii="黑体" w:eastAsia="黑体" w:hAnsi="黑体" w:hint="eastAsia"/>
-          <w:color w:val="000000"/>
-          <w:sz w:val="32"/>
+        <w:spacing w:before="312" w:after="312"/>
+        <w:jc w:val="center"/>
+        <w:rPr>
+          <w:rFonts w:ascii="方正小标宋简体" w:eastAsia="方正小标宋简体"/>
+          <w:sz w:val="44"/>
+          <w:szCs w:val="44"/>
         </w:rPr>
       </w:pPr>
+      <w:bookmarkStart w:id="0" w:name="_Hlk196246649"/>
+      <w:r>
+        <w:rPr>
+          <w:rFonts w:ascii="方正小标宋简体" w:eastAsia="方正小标宋简体" w:hint="eastAsia"/>
+          <w:sz w:val="44"/>
+          <w:szCs w:val="44"/>
+        </w:rPr>
+        <w:t>大学生创新训练项目申请书</w:t>
+      </w:r>
     </w:p>
     <w:p>
       <w:pPr>
-        <w:spacing w:before="312" w:after="312"/>
-        <w:jc w:val="center"/>
-        <w:rPr>
-          <w:rFonts w:ascii="方正小标宋简体" w:eastAsia="方正小标宋简体"/>
-          <w:sz w:val="44"/>
-          <w:szCs w:val="44"/>
-        </w:rPr>
-      </w:pPr>
-      <w:r>
-        <w:rPr>
-          <w:rFonts w:ascii="方正小标宋简体" w:eastAsia="方正小标宋简体" w:hint="eastAsia"/>
-          <w:sz w:val="44"/>
-          <w:szCs w:val="44"/>
-        </w:rPr>
-        <w:t>大学生创新训练项目申请书</w:t>
-      </w:r>
-    </w:p>
-    <w:p>
-      <w:pPr>
-        <w:spacing w:line="620" w:lineRule="exact"/>
-        <w:jc w:val="center"/>
-        <w:rPr>
-          <w:rFonts w:ascii="宋体"/>
-          <w:color w:val="000000"/>
-          <w:sz w:val="44"/>
-        </w:rPr>
-      </w:pPr>
-    </w:p>
-    <w:p>
-      <w:pPr>
-        <w:ind w:firstLineChars="200" w:firstLine="580"/>
         <w:rPr>
           <w:rFonts w:ascii="宋体"/>
           <w:color w:val="000000"/>
@@ -81,6 +60,7 @@
           <w:u w:val="single"/>
         </w:rPr>
       </w:pPr>
+      <w:bookmarkStart w:id="1" w:name="_Hlk196246630"/>
       <w:r>
         <w:rPr>
           <w:rFonts w:ascii="黑体" w:eastAsia="黑体" w:hAnsi="宋体" w:hint="eastAsia"/>
@@ -161,7 +141,25 @@
           <w:sz w:val="30"/>
           <w:u w:val="single"/>
         </w:rPr>
-        <w:t xml:space="preserve">                          </w:t>
+        <w:t xml:space="preserve">               </w:t>
+      </w:r>
+      <w:r>
+        <w:rPr>
+          <w:rFonts w:ascii="黑体" w:eastAsia="黑体" w:hAnsi="宋体" w:hint="eastAsia"/>
+          <w:color w:val="000000"/>
+          <w:sz w:val="30"/>
+          <w:u w:val="single"/>
+        </w:rPr>
+        <w:t xml:space="preserve">   </w:t>
+      </w:r>
+      <w:r>
+        <w:rPr>
+          <w:rFonts w:ascii="黑体" w:eastAsia="黑体" w:hAnsi="宋体"/>
+          <w:color w:val="000000"/>
+          <w:sz w:val="30"/>
+          <w:u w:val="single"/>
+        </w:rPr>
+        <w:t xml:space="preserve">           </w:t>
       </w:r>
     </w:p>
     <w:p>
@@ -234,7 +232,7 @@
           <w:sz w:val="30"/>
           <w:u w:val="single"/>
         </w:rPr>
-        <w:t xml:space="preserve">             </w:t>
+        <w:t xml:space="preserve">     </w:t>
       </w:r>
     </w:p>
     <w:p>
@@ -317,7 +315,25 @@
           <w:sz w:val="30"/>
           <w:u w:val="single"/>
         </w:rPr>
-        <w:t xml:space="preserve">                               </w:t>
+        <w:t xml:space="preserve">       </w:t>
+      </w:r>
+      <w:r>
+        <w:rPr>
+          <w:rFonts w:ascii="黑体" w:eastAsia="黑体" w:hAnsi="宋体" w:hint="eastAsia"/>
+          <w:color w:val="000000"/>
+          <w:sz w:val="30"/>
+          <w:u w:val="single"/>
+        </w:rPr>
+        <w:t xml:space="preserve">     </w:t>
+      </w:r>
+      <w:r>
+        <w:rPr>
+          <w:rFonts w:ascii="黑体" w:eastAsia="黑体" w:hAnsi="宋体"/>
+          <w:color w:val="000000"/>
+          <w:sz w:val="30"/>
+          <w:u w:val="single"/>
+        </w:rPr>
+        <w:t xml:space="preserve">              </w:t>
       </w:r>
     </w:p>
     <w:p>
@@ -361,6 +377,23 @@
           <w:rFonts w:ascii="黑体" w:eastAsia="黑体" w:hAnsi="宋体" w:hint="eastAsia"/>
           <w:color w:val="000000"/>
           <w:sz w:val="30"/>
+        </w:rPr>
+        <w:t xml:space="preserve"> </w:t>
+      </w:r>
+      <w:r>
+        <w:rPr>
+          <w:rFonts w:ascii="黑体" w:eastAsia="黑体" w:hAnsi="宋体" w:hint="eastAsia"/>
+          <w:color w:val="000000"/>
+          <w:sz w:val="30"/>
+          <w:u w:val="single"/>
+        </w:rPr>
+        <w:t xml:space="preserve"> </w:t>
+      </w:r>
+      <w:r>
+        <w:rPr>
+          <w:rFonts w:ascii="黑体" w:eastAsia="黑体" w:hAnsi="宋体" w:hint="eastAsia"/>
+          <w:color w:val="000000"/>
+          <w:sz w:val="30"/>
           <w:u w:val="single"/>
         </w:rPr>
         <w:t>{{</w:t>
@@ -403,83 +436,12 @@
       </w:r>
       <w:r>
         <w:rPr>
-          <w:rFonts w:ascii="黑体" w:eastAsia="黑体" w:hAnsi="宋体"/>
-          <w:color w:val="000000"/>
-          <w:sz w:val="30"/>
-          <w:u w:val="single"/>
-        </w:rPr>
-        <w:t xml:space="preserve"> </w:t>
-      </w:r>
-      <w:r>
-        <w:rPr>
           <w:rFonts w:ascii="黑体" w:eastAsia="黑体" w:hAnsi="宋体" w:hint="eastAsia"/>
           <w:color w:val="000000"/>
           <w:sz w:val="30"/>
-        </w:rPr>
-        <w:t>专业班级</w:t>
-      </w:r>
-      <w:r>
-        <w:rPr>
-          <w:rFonts w:ascii="黑体" w:eastAsia="黑体" w:hAnsi="宋体"/>
-          <w:color w:val="000000"/>
-          <w:sz w:val="30"/>
-          <w:u w:val="single"/>
-        </w:rPr>
-        <w:t xml:space="preserve"> </w:t>
-      </w:r>
-      <w:r>
-        <w:rPr>
-          <w:rFonts w:ascii="黑体" w:eastAsia="黑体" w:hAnsi="宋体" w:hint="eastAsia"/>
-          <w:color w:val="000000"/>
-          <w:sz w:val="30"/>
-          <w:u w:val="single"/>
-        </w:rPr>
-        <w:t>{{</w:t>
-      </w:r>
-      <w:r>
-        <w:rPr>
-          <w:rFonts w:ascii="黑体" w:eastAsia="黑体" w:hAnsi="宋体"/>
-          <w:color w:val="000000"/>
-          <w:sz w:val="30"/>
-          <w:u w:val="single"/>
-        </w:rPr>
-        <w:t>professional</w:t>
-      </w:r>
-      <w:r>
-        <w:rPr>
-          <w:rFonts w:ascii="黑体" w:eastAsia="黑体" w:hAnsi="宋体" w:hint="eastAsia"/>
-          <w:color w:val="000000"/>
-          <w:sz w:val="30"/>
-          <w:u w:val="single"/>
-        </w:rPr>
-        <w:t>C</w:t>
-      </w:r>
-      <w:r>
-        <w:rPr>
-          <w:rFonts w:ascii="黑体" w:eastAsia="黑体" w:hAnsi="宋体"/>
-          <w:color w:val="000000"/>
-          <w:sz w:val="30"/>
-          <w:u w:val="single"/>
-        </w:rPr>
-        <w:t>lass</w:t>
-      </w:r>
-      <w:r>
-        <w:rPr>
-          <w:rFonts w:ascii="黑体" w:eastAsia="黑体" w:hAnsi="宋体" w:hint="eastAsia"/>
-          <w:color w:val="000000"/>
-          <w:sz w:val="30"/>
-          <w:u w:val="single"/>
-        </w:rPr>
-        <w:t>}}</w:t>
-      </w:r>
-      <w:r>
-        <w:rPr>
-          <w:rFonts w:ascii="黑体" w:eastAsia="黑体" w:hAnsi="宋体"/>
-          <w:color w:val="000000"/>
-          <w:sz w:val="30"/>
-          <w:u w:val="single"/>
-        </w:rPr>
-        <w:t xml:space="preserve">          </w:t>
+          <w:u w:val="single"/>
+        </w:rPr>
+        <w:t xml:space="preserve">                                  </w:t>
       </w:r>
     </w:p>
     <w:p>
@@ -500,7 +462,16 @@
           <w:color w:val="000000"/>
           <w:sz w:val="30"/>
         </w:rPr>
-        <w:t>指导教师</w:t>
+        <w:t>专业班级</w:t>
+      </w:r>
+      <w:r>
+        <w:rPr>
+          <w:rFonts w:ascii="黑体" w:eastAsia="黑体" w:hAnsi="宋体"/>
+          <w:color w:val="000000"/>
+          <w:sz w:val="30"/>
+          <w:u w:val="single"/>
+        </w:rPr>
+        <w:t xml:space="preserve"> </w:t>
       </w:r>
       <w:r>
         <w:rPr>
@@ -509,7 +480,7 @@
           <w:sz w:val="30"/>
           <w:u w:val="single"/>
         </w:rPr>
-        <w:t>{{teacherName}}</w:t>
+        <w:t>{{</w:t>
       </w:r>
       <w:r>
         <w:rPr>
@@ -518,15 +489,16 @@
           <w:sz w:val="30"/>
           <w:u w:val="single"/>
         </w:rPr>
-        <w:t xml:space="preserve">  </w:t>
+        <w:t>professional</w:t>
       </w:r>
       <w:r>
         <w:rPr>
           <w:rFonts w:ascii="黑体" w:eastAsia="黑体" w:hAnsi="宋体" w:hint="eastAsia"/>
           <w:color w:val="000000"/>
           <w:sz w:val="30"/>
-        </w:rPr>
-        <w:t>联系电话</w:t>
+          <w:u w:val="single"/>
+        </w:rPr>
+        <w:t>C</w:t>
       </w:r>
       <w:r>
         <w:rPr>
@@ -535,7 +507,7 @@
           <w:sz w:val="30"/>
           <w:u w:val="single"/>
         </w:rPr>
-        <w:t xml:space="preserve">  </w:t>
+        <w:t>lass</w:t>
       </w:r>
       <w:r>
         <w:rPr>
@@ -544,7 +516,7 @@
           <w:sz w:val="30"/>
           <w:u w:val="single"/>
         </w:rPr>
-        <w:t>{{teacherPhone}}</w:t>
+        <w:t>}}</w:t>
       </w:r>
       <w:r>
         <w:rPr>
@@ -553,13 +525,32 @@
           <w:sz w:val="30"/>
           <w:u w:val="single"/>
         </w:rPr>
-        <w:t xml:space="preserve">            </w:t>
+        <w:t xml:space="preserve"> </w:t>
+      </w:r>
+      <w:r>
+        <w:rPr>
+          <w:rFonts w:ascii="黑体" w:eastAsia="黑体" w:hAnsi="宋体" w:hint="eastAsia"/>
+          <w:color w:val="000000"/>
+          <w:sz w:val="30"/>
+          <w:u w:val="single"/>
+        </w:rPr>
+        <w:t xml:space="preserve">               </w:t>
+      </w:r>
+      <w:r>
+        <w:rPr>
+          <w:rFonts w:ascii="黑体" w:eastAsia="黑体" w:hAnsi="宋体"/>
+          <w:color w:val="000000"/>
+          <w:sz w:val="30"/>
+          <w:u w:val="single"/>
+        </w:rPr>
+        <w:t xml:space="preserve">         </w:t>
       </w:r>
     </w:p>
     <w:p>
       <w:pPr>
         <w:spacing w:line="760" w:lineRule="exact"/>
         <w:ind w:firstLineChars="200" w:firstLine="600"/>
+        <w:jc w:val="left"/>
         <w:rPr>
           <w:rFonts w:ascii="黑体" w:eastAsia="黑体" w:hAnsi="宋体" w:hint="eastAsia"/>
           <w:color w:val="000000"/>
@@ -573,7 +564,25 @@
           <w:color w:val="000000"/>
           <w:sz w:val="30"/>
         </w:rPr>
-        <w:t>申请日期</w:t>
+        <w:t>指导教师</w:t>
+      </w:r>
+      <w:r>
+        <w:rPr>
+          <w:rFonts w:ascii="黑体" w:eastAsia="黑体" w:hAnsi="宋体" w:hint="eastAsia"/>
+          <w:color w:val="000000"/>
+          <w:sz w:val="30"/>
+          <w:u w:val="single"/>
+        </w:rPr>
+        <w:t xml:space="preserve"> {</w:t>
+      </w:r>
+      <w:r>
+        <w:rPr>
+          <w:rFonts w:ascii="黑体" w:eastAsia="黑体" w:hAnsi="宋体" w:hint="eastAsia"/>
+          <w:color w:val="000000"/>
+          <w:sz w:val="30"/>
+          <w:u w:val="single"/>
+        </w:rPr>
+        <w:t>{teacherName}}</w:t>
       </w:r>
       <w:r>
         <w:rPr>
@@ -582,7 +591,7 @@
           <w:sz w:val="30"/>
           <w:u w:val="single"/>
         </w:rPr>
-        <w:t xml:space="preserve">        </w:t>
+        <w:t xml:space="preserve"> </w:t>
       </w:r>
       <w:r>
         <w:rPr>
@@ -591,7 +600,7 @@
           <w:sz w:val="30"/>
           <w:u w:val="single"/>
         </w:rPr>
-        <w:t>{{</w:t>
+        <w:t xml:space="preserve">                    </w:t>
       </w:r>
       <w:r>
         <w:rPr>
@@ -600,67 +609,14 @@
           <w:sz w:val="30"/>
           <w:u w:val="single"/>
         </w:rPr>
-        <w:t>begin</w:t>
-      </w:r>
-      <w:r>
-        <w:rPr>
-          <w:rFonts w:ascii="黑体" w:eastAsia="黑体" w:hAnsi="宋体" w:hint="eastAsia"/>
-          <w:color w:val="000000"/>
-          <w:sz w:val="30"/>
-          <w:u w:val="single"/>
-        </w:rPr>
-        <w:t>T</w:t>
-      </w:r>
-      <w:r>
-        <w:rPr>
-          <w:rFonts w:ascii="黑体" w:eastAsia="黑体" w:hAnsi="宋体"/>
-          <w:color w:val="000000"/>
-          <w:sz w:val="30"/>
-          <w:u w:val="single"/>
-        </w:rPr>
-        <w:t>ime</w:t>
-      </w:r>
-      <w:r>
-        <w:rPr>
-          <w:rFonts w:ascii="黑体" w:eastAsia="黑体" w:hAnsi="宋体" w:hint="eastAsia"/>
-          <w:color w:val="000000"/>
-          <w:sz w:val="30"/>
-          <w:u w:val="single"/>
-        </w:rPr>
-        <w:t>}}</w:t>
-      </w:r>
-      <w:r>
-        <w:rPr>
-          <w:rFonts w:ascii="黑体" w:eastAsia="黑体" w:hAnsi="宋体"/>
-          <w:color w:val="000000"/>
-          <w:sz w:val="30"/>
-          <w:u w:val="single"/>
-        </w:rPr>
-        <w:t xml:space="preserve">     </w:t>
-      </w:r>
-      <w:r>
-        <w:rPr>
-          <w:rFonts w:ascii="黑体" w:eastAsia="黑体" w:hAnsi="宋体" w:hint="eastAsia"/>
-          <w:color w:val="000000"/>
-          <w:sz w:val="30"/>
-          <w:u w:val="single"/>
-        </w:rPr>
-        <w:t xml:space="preserve">  </w:t>
-      </w:r>
-      <w:r>
-        <w:rPr>
-          <w:rFonts w:ascii="黑体" w:eastAsia="黑体" w:hAnsi="宋体"/>
-          <w:color w:val="000000"/>
-          <w:sz w:val="30"/>
-          <w:u w:val="single"/>
-        </w:rPr>
-        <w:t xml:space="preserve">           </w:t>
+        <w:t xml:space="preserve"> </w:t>
       </w:r>
     </w:p>
     <w:p>
       <w:pPr>
         <w:spacing w:line="760" w:lineRule="exact"/>
         <w:ind w:firstLineChars="200" w:firstLine="600"/>
+        <w:jc w:val="left"/>
         <w:rPr>
           <w:rFonts w:ascii="黑体" w:eastAsia="黑体" w:hAnsi="宋体" w:hint="eastAsia"/>
           <w:color w:val="000000"/>
@@ -674,6 +630,190 @@
           <w:color w:val="000000"/>
           <w:sz w:val="30"/>
         </w:rPr>
+        <w:t>联系电话</w:t>
+      </w:r>
+      <w:r>
+        <w:rPr>
+          <w:rFonts w:ascii="黑体" w:eastAsia="黑体" w:hAnsi="宋体"/>
+          <w:color w:val="000000"/>
+          <w:sz w:val="30"/>
+          <w:u w:val="single"/>
+        </w:rPr>
+        <w:t xml:space="preserve"> </w:t>
+      </w:r>
+      <w:r>
+        <w:rPr>
+          <w:rFonts w:ascii="黑体" w:eastAsia="黑体" w:hAnsi="宋体" w:hint="eastAsia"/>
+          <w:color w:val="000000"/>
+          <w:sz w:val="30"/>
+          <w:u w:val="single"/>
+        </w:rPr>
+        <w:t>{{teacherPhone}}</w:t>
+      </w:r>
+      <w:r>
+        <w:rPr>
+          <w:rFonts w:ascii="黑体" w:eastAsia="黑体" w:hAnsi="宋体"/>
+          <w:color w:val="000000"/>
+          <w:sz w:val="30"/>
+          <w:u w:val="single"/>
+        </w:rPr>
+        <w:t xml:space="preserve">      </w:t>
+      </w:r>
+      <w:r>
+        <w:rPr>
+          <w:rFonts w:ascii="黑体" w:eastAsia="黑体" w:hAnsi="宋体" w:hint="eastAsia"/>
+          <w:color w:val="000000"/>
+          <w:sz w:val="30"/>
+          <w:u w:val="single"/>
+        </w:rPr>
+        <w:t xml:space="preserve">                 </w:t>
+      </w:r>
+      <w:r>
+        <w:rPr>
+          <w:rFonts w:ascii="黑体" w:eastAsia="黑体" w:hAnsi="宋体"/>
+          <w:color w:val="000000"/>
+          <w:sz w:val="30"/>
+          <w:u w:val="single"/>
+        </w:rPr>
+        <w:t xml:space="preserve">      </w:t>
+      </w:r>
+    </w:p>
+    <w:p>
+      <w:pPr>
+        <w:spacing w:line="760" w:lineRule="exact"/>
+        <w:ind w:firstLineChars="200" w:firstLine="600"/>
+        <w:rPr>
+          <w:rFonts w:ascii="黑体" w:eastAsia="黑体" w:hAnsi="宋体" w:hint="eastAsia"/>
+          <w:color w:val="000000"/>
+          <w:sz w:val="30"/>
+          <w:u w:val="single"/>
+        </w:rPr>
+      </w:pPr>
+      <w:r>
+        <w:rPr>
+          <w:rFonts w:ascii="黑体" w:eastAsia="黑体" w:hAnsi="宋体" w:hint="eastAsia"/>
+          <w:color w:val="000000"/>
+          <w:sz w:val="30"/>
+        </w:rPr>
+        <w:t>申请日期</w:t>
+      </w:r>
+      <w:r>
+        <w:rPr>
+          <w:rFonts w:ascii="黑体" w:eastAsia="黑体" w:hAnsi="宋体"/>
+          <w:color w:val="000000"/>
+          <w:sz w:val="30"/>
+          <w:u w:val="single"/>
+        </w:rPr>
+        <w:t xml:space="preserve">        </w:t>
+      </w:r>
+      <w:r>
+        <w:rPr>
+          <w:rFonts w:ascii="黑体" w:eastAsia="黑体" w:hAnsi="宋体" w:hint="eastAsia"/>
+          <w:color w:val="000000"/>
+          <w:sz w:val="30"/>
+          <w:u w:val="single"/>
+        </w:rPr>
+        <w:t>{{</w:t>
+      </w:r>
+      <w:r>
+        <w:rPr>
+          <w:rFonts w:ascii="黑体" w:eastAsia="黑体" w:hAnsi="宋体"/>
+          <w:color w:val="000000"/>
+          <w:sz w:val="30"/>
+          <w:u w:val="single"/>
+        </w:rPr>
+        <w:t>begin</w:t>
+      </w:r>
+      <w:r>
+        <w:rPr>
+          <w:rFonts w:ascii="黑体" w:eastAsia="黑体" w:hAnsi="宋体" w:hint="eastAsia"/>
+          <w:color w:val="000000"/>
+          <w:sz w:val="30"/>
+          <w:u w:val="single"/>
+        </w:rPr>
+        <w:t>T</w:t>
+      </w:r>
+      <w:r>
+        <w:rPr>
+          <w:rFonts w:ascii="黑体" w:eastAsia="黑体" w:hAnsi="宋体"/>
+          <w:color w:val="000000"/>
+          <w:sz w:val="30"/>
+          <w:u w:val="single"/>
+        </w:rPr>
+        <w:t>ime</w:t>
+      </w:r>
+      <w:r>
+        <w:rPr>
+          <w:rFonts w:ascii="黑体" w:eastAsia="黑体" w:hAnsi="宋体" w:hint="eastAsia"/>
+          <w:color w:val="000000"/>
+          <w:sz w:val="30"/>
+          <w:u w:val="single"/>
+        </w:rPr>
+        <w:t>}}</w:t>
+      </w:r>
+      <w:r>
+        <w:rPr>
+          <w:rFonts w:ascii="黑体" w:eastAsia="黑体" w:hAnsi="宋体"/>
+          <w:color w:val="000000"/>
+          <w:sz w:val="30"/>
+          <w:u w:val="single"/>
+        </w:rPr>
+        <w:t xml:space="preserve">  </w:t>
+      </w:r>
+      <w:r>
+        <w:rPr>
+          <w:rFonts w:ascii="黑体" w:eastAsia="黑体" w:hAnsi="宋体" w:hint="eastAsia"/>
+          <w:color w:val="000000"/>
+          <w:sz w:val="30"/>
+          <w:u w:val="single"/>
+        </w:rPr>
+        <w:t xml:space="preserve">        </w:t>
+      </w:r>
+      <w:r>
+        <w:rPr>
+          <w:rFonts w:ascii="黑体" w:eastAsia="黑体" w:hAnsi="宋体"/>
+          <w:color w:val="000000"/>
+          <w:sz w:val="30"/>
+          <w:u w:val="single"/>
+        </w:rPr>
+        <w:t xml:space="preserve">   </w:t>
+      </w:r>
+      <w:r>
+        <w:rPr>
+          <w:rFonts w:ascii="黑体" w:eastAsia="黑体" w:hAnsi="宋体" w:hint="eastAsia"/>
+          <w:color w:val="000000"/>
+          <w:sz w:val="30"/>
+          <w:u w:val="single"/>
+        </w:rPr>
+        <w:t xml:space="preserve">  </w:t>
+      </w:r>
+      <w:r>
+        <w:rPr>
+          <w:rFonts w:ascii="黑体" w:eastAsia="黑体" w:hAnsi="宋体"/>
+          <w:color w:val="000000"/>
+          <w:sz w:val="30"/>
+          <w:u w:val="single"/>
+        </w:rPr>
+        <w:t xml:space="preserve">           </w:t>
+      </w:r>
+    </w:p>
+    <w:p>
+      <w:pPr>
+        <w:spacing w:line="760" w:lineRule="exact"/>
+        <w:ind w:firstLineChars="200" w:firstLine="600"/>
+        <w:rPr>
+          <w:rFonts w:ascii="黑体" w:eastAsia="黑体" w:hAnsi="宋体" w:hint="eastAsia"/>
+          <w:color w:val="000000"/>
+          <w:sz w:val="30"/>
+          <w:u w:val="single"/>
+        </w:rPr>
+      </w:pPr>
+      <w:r>
+        <w:rPr>
+          <w:rFonts w:ascii="黑体" w:eastAsia="黑体" w:hAnsi="宋体" w:hint="eastAsia"/>
+          <w:color w:val="000000"/>
+          <w:sz w:val="30"/>
+        </w:rPr>
         <w:t>起止年月</w:t>
       </w:r>
       <w:r>
@@ -683,7 +823,7 @@
           <w:sz w:val="30"/>
           <w:u w:val="single"/>
         </w:rPr>
-        <w:t xml:space="preserve">        </w:t>
+        <w:t xml:space="preserve">      </w:t>
       </w:r>
       <w:r>
         <w:rPr>
@@ -701,6 +841,51 @@
           <w:sz w:val="30"/>
           <w:u w:val="single"/>
         </w:rPr>
+        <w:t>begin</w:t>
+      </w:r>
+      <w:r>
+        <w:rPr>
+          <w:rFonts w:ascii="黑体" w:eastAsia="黑体" w:hAnsi="宋体" w:hint="eastAsia"/>
+          <w:color w:val="000000"/>
+          <w:sz w:val="30"/>
+          <w:u w:val="single"/>
+        </w:rPr>
+        <w:t>T</w:t>
+      </w:r>
+      <w:r>
+        <w:rPr>
+          <w:rFonts w:ascii="黑体" w:eastAsia="黑体" w:hAnsi="宋体"/>
+          <w:color w:val="000000"/>
+          <w:sz w:val="30"/>
+          <w:u w:val="single"/>
+        </w:rPr>
+        <w:t>ime</w:t>
+      </w:r>
+      <w:r>
+        <w:rPr>
+          <w:rFonts w:ascii="黑体" w:eastAsia="黑体" w:hAnsi="宋体" w:hint="eastAsia"/>
+          <w:color w:val="000000"/>
+          <w:sz w:val="30"/>
+          <w:u w:val="single"/>
+        </w:rPr>
+        <w:t>1}}---</w:t>
+      </w:r>
+      <w:r>
+        <w:rPr>
+          <w:rFonts w:ascii="黑体" w:eastAsia="黑体" w:hAnsi="宋体" w:hint="eastAsia"/>
+          <w:color w:val="000000"/>
+          <w:sz w:val="30"/>
+          <w:u w:val="single"/>
+        </w:rPr>
+        <w:t>{{</w:t>
+      </w:r>
+      <w:r>
+        <w:rPr>
+          <w:rFonts w:ascii="黑体" w:eastAsia="黑体" w:hAnsi="宋体"/>
+          <w:color w:val="000000"/>
+          <w:sz w:val="30"/>
+          <w:u w:val="single"/>
+        </w:rPr>
         <w:t>end</w:t>
       </w:r>
       <w:r>
@@ -737,9 +922,10 @@
           <w:sz w:val="30"/>
           <w:u w:val="single"/>
         </w:rPr>
-        <w:t xml:space="preserve">                    </w:t>
+        <w:t xml:space="preserve">              </w:t>
       </w:r>
     </w:p>
+    <w:bookmarkEnd w:id="1"/>
     <w:p>
       <w:pPr>
         <w:tabs>
@@ -762,6 +948,7 @@
         <w:t>桂林信息科技学院</w:t>
       </w:r>
     </w:p>
+    <w:bookmarkEnd w:id="0"/>
     <w:p>
       <w:pPr>
         <w:jc w:val="center"/>
@@ -1207,13 +1394,13 @@
             <w:pPr>
               <w:jc w:val="center"/>
               <w:rPr>
-                <w:rFonts w:ascii="楷体_GB2312" w:eastAsia="楷体_GB2312"/>
-                <w:sz w:val="24"/>
-              </w:rPr>
-            </w:pPr>
-            <w:r>
-              <w:rPr>
-                <w:rFonts w:ascii="楷体_GB2312" w:eastAsia="楷体_GB2312" w:hint="eastAsia"/>
+                <w:rFonts w:ascii="宋体" w:eastAsia="宋体" w:hAnsi="宋体"/>
+                <w:sz w:val="24"/>
+              </w:rPr>
+            </w:pPr>
+            <w:r>
+              <w:rPr>
+                <w:rFonts w:ascii="宋体" w:eastAsia="宋体" w:hAnsi="宋体" w:hint="eastAsia"/>
                 <w:sz w:val="24"/>
               </w:rPr>
               <w:t>{{name}}</w:t>
@@ -1411,22 +1598,10 @@
             </w:r>
             <w:r>
               <w:rPr>
-                <w:sz w:val="24"/>
-              </w:rPr>
-              <w:t xml:space="preserve">  </w:t>
-            </w:r>
-            <w:r>
-              <w:rPr>
                 <w:rFonts w:ascii="楷体_GB2312" w:eastAsia="楷体_GB2312" w:hint="eastAsia"/>
                 <w:sz w:val="24"/>
               </w:rPr>
               <w:t>{{endMonth}}</w:t>
-            </w:r>
-            <w:r>
-              <w:rPr>
-                <w:sz w:val="24"/>
-              </w:rPr>
-              <w:t xml:space="preserve">  </w:t>
             </w:r>
             <w:r>
               <w:rPr>
@@ -1475,26 +1650,34 @@
             <w:pPr>
               <w:jc w:val="center"/>
               <w:rPr>
-                <w:sz w:val="24"/>
-              </w:rPr>
-            </w:pPr>
-            <w:r>
-              <w:rPr>
-                <w:rFonts w:ascii="楷体_GB2312" w:eastAsia="楷体_GB2312" w:hint="eastAsia"/>
+                <w:rFonts w:ascii="宋体" w:eastAsia="宋体" w:hAnsi="宋体"/>
+                <w:sz w:val="24"/>
+              </w:rPr>
+            </w:pPr>
+            <w:r>
+              <w:rPr>
+                <w:rFonts w:ascii="宋体" w:eastAsia="宋体" w:hAnsi="宋体" w:hint="eastAsia"/>
                 <w:sz w:val="24"/>
               </w:rPr>
               <w:t>{{</w:t>
             </w:r>
             <w:r>
               <w:rPr>
-                <w:rFonts w:ascii="楷体_GB2312" w:eastAsia="楷体_GB2312"/>
+                <w:rFonts w:ascii="宋体" w:eastAsia="宋体" w:hAnsi="宋体"/>
                 <w:sz w:val="24"/>
               </w:rPr>
               <w:t>majorName</w:t>
             </w:r>
             <w:r>
               <w:rPr>
-                <w:rFonts w:ascii="楷体_GB2312" w:eastAsia="楷体_GB2312" w:hint="eastAsia"/>
+                <w:rFonts w:ascii="宋体" w:eastAsia="宋体" w:hAnsi="宋体" w:hint="eastAsia"/>
+                <w:sz w:val="24"/>
+              </w:rPr>
+              <w:t>s</w:t>
+            </w:r>
+            <w:r>
+              <w:rPr>
+                <w:rFonts w:ascii="宋体" w:eastAsia="宋体" w:hAnsi="宋体" w:hint="eastAsia"/>
                 <w:sz w:val="24"/>
               </w:rPr>
               <w:t>}}</w:t>
@@ -1520,7 +1703,7 @@
                 <w:sz w:val="24"/>
               </w:rPr>
             </w:pPr>
-            <w:bookmarkStart w:id="0" w:name="_Hlk190122671"/>
+            <w:bookmarkStart w:id="2" w:name="_Hlk190122671"/>
             <w:r>
               <w:t>{{</w:t>
             </w:r>
@@ -2836,7 +3019,7 @@
           </w:p>
         </w:tc>
       </w:tr>
-      <w:bookmarkEnd w:id="0"/>
+      <w:bookmarkEnd w:id="2"/>
       <w:tr>
         <w:trPr>
           <w:cantSplit/>
@@ -5964,6 +6147,49 @@
                 <w:sz w:val="24"/>
               </w:rPr>
             </w:pPr>
+            <w:r>
+              <w:rPr>
+                <w:rFonts w:ascii="宋体" w:eastAsia="宋体" w:hAnsi="宋体"/>
+                <w:sz w:val="24"/>
+              </w:rPr>
+              <w:lastRenderedPageBreak/>
+              <w:t>{{</w:t>
+            </w:r>
+            <w:r>
+              <w:rPr>
+                <w:rFonts w:ascii="宋体" w:eastAsia="宋体" w:hAnsi="宋体"/>
+                <w:sz w:val="24"/>
+              </w:rPr>
+              <w:t>audit</w:t>
+            </w:r>
+            <w:r>
+              <w:rPr>
+                <w:rFonts w:ascii="宋体" w:eastAsia="宋体" w:hAnsi="宋体" w:hint="eastAsia"/>
+                <w:sz w:val="24"/>
+              </w:rPr>
+              <w:t>O</w:t>
+            </w:r>
+            <w:r>
+              <w:rPr>
+                <w:rFonts w:ascii="宋体" w:eastAsia="宋体" w:hAnsi="宋体"/>
+                <w:sz w:val="24"/>
+              </w:rPr>
+              <w:t>pinion</w:t>
+            </w:r>
+            <w:r>
+              <w:rPr>
+                <w:rFonts w:ascii="宋体" w:eastAsia="宋体" w:hAnsi="宋体" w:hint="eastAsia"/>
+                <w:sz w:val="24"/>
+              </w:rPr>
+              <w:t>A</w:t>
+            </w:r>
+            <w:r>
+              <w:rPr>
+                <w:rFonts w:ascii="宋体" w:eastAsia="宋体" w:hAnsi="宋体"/>
+                <w:sz w:val="24"/>
+              </w:rPr>
+              <w:t>}}</w:t>
+            </w:r>
           </w:p>
           <w:p>
             <w:pPr>
@@ -6170,6 +6396,48 @@
                 <w:sz w:val="24"/>
               </w:rPr>
             </w:pPr>
+            <w:r>
+              <w:rPr>
+                <w:rFonts w:ascii="宋体" w:eastAsia="宋体" w:hAnsi="宋体"/>
+                <w:sz w:val="24"/>
+              </w:rPr>
+              <w:t>{{</w:t>
+            </w:r>
+            <w:r>
+              <w:rPr>
+                <w:rFonts w:ascii="宋体" w:eastAsia="宋体" w:hAnsi="宋体"/>
+                <w:sz w:val="24"/>
+              </w:rPr>
+              <w:t>audit</w:t>
+            </w:r>
+            <w:r>
+              <w:rPr>
+                <w:rFonts w:ascii="宋体" w:eastAsia="宋体" w:hAnsi="宋体" w:hint="eastAsia"/>
+                <w:sz w:val="24"/>
+              </w:rPr>
+              <w:t>O</w:t>
+            </w:r>
+            <w:r>
+              <w:rPr>
+                <w:rFonts w:ascii="宋体" w:eastAsia="宋体" w:hAnsi="宋体"/>
+                <w:sz w:val="24"/>
+              </w:rPr>
+              <w:t>pinion</w:t>
+            </w:r>
+            <w:r>
+              <w:rPr>
+                <w:rFonts w:ascii="宋体" w:eastAsia="宋体" w:hAnsi="宋体" w:hint="eastAsia"/>
+                <w:sz w:val="24"/>
+              </w:rPr>
+              <w:t>B</w:t>
+            </w:r>
+            <w:r>
+              <w:rPr>
+                <w:rFonts w:ascii="宋体" w:eastAsia="宋体" w:hAnsi="宋体"/>
+                <w:sz w:val="24"/>
+              </w:rPr>
+              <w:t>}}</w:t>
+            </w:r>
           </w:p>
           <w:p>
             <w:pPr>
@@ -6362,6 +6630,49 @@
                 <w:sz w:val="24"/>
               </w:rPr>
             </w:pPr>
+            <w:r>
+              <w:rPr>
+                <w:rFonts w:ascii="宋体" w:eastAsia="宋体" w:hAnsi="宋体"/>
+                <w:sz w:val="24"/>
+              </w:rPr>
+              <w:lastRenderedPageBreak/>
+              <w:t>{{</w:t>
+            </w:r>
+            <w:r>
+              <w:rPr>
+                <w:rFonts w:ascii="宋体" w:eastAsia="宋体" w:hAnsi="宋体"/>
+                <w:sz w:val="24"/>
+              </w:rPr>
+              <w:t>audit</w:t>
+            </w:r>
+            <w:r>
+              <w:rPr>
+                <w:rFonts w:ascii="宋体" w:eastAsia="宋体" w:hAnsi="宋体" w:hint="eastAsia"/>
+                <w:sz w:val="24"/>
+              </w:rPr>
+              <w:t>O</w:t>
+            </w:r>
+            <w:r>
+              <w:rPr>
+                <w:rFonts w:ascii="宋体" w:eastAsia="宋体" w:hAnsi="宋体"/>
+                <w:sz w:val="24"/>
+              </w:rPr>
+              <w:t>pinion</w:t>
+            </w:r>
+            <w:r>
+              <w:rPr>
+                <w:rFonts w:ascii="宋体" w:eastAsia="宋体" w:hAnsi="宋体" w:hint="eastAsia"/>
+                <w:sz w:val="24"/>
+              </w:rPr>
+              <w:t>C</w:t>
+            </w:r>
+            <w:r>
+              <w:rPr>
+                <w:rFonts w:ascii="宋体" w:eastAsia="宋体" w:hAnsi="宋体"/>
+                <w:sz w:val="24"/>
+              </w:rPr>
+              <w:t>}}</w:t>
+            </w:r>
           </w:p>
           <w:p>
             <w:pPr>
@@ -7189,7 +7500,7 @@
   <w:style w:type="paragraph" w:default="1" w:styleId="a">
     <w:name w:val="Normal"/>
     <w:qFormat/>
-    <w:rsid w:val="006536DA"/>
+    <w:rsid w:val="00B34714"/>
     <w:pPr>
       <w:widowControl w:val="0"/>
       <w:jc w:val="both"/>

--- a/cms-models/cms-models-xiangmu/src/main/resources/templates/typeOne.docx
+++ b/cms-models/cms-models-xiangmu/src/main/resources/templates/typeOne.docx
@@ -237,6 +237,10 @@
     </w:p>
     <w:p>
       <w:pPr>
+        <w:tabs>
+          <w:tab w:val="center" w:pos="2127"/>
+          <w:tab w:val="left" w:pos="3969"/>
+        </w:tabs>
         <w:spacing w:line="760" w:lineRule="exact"/>
         <w:ind w:firstLineChars="200" w:firstLine="600"/>
         <w:rPr>
@@ -256,12 +260,38 @@
       </w:r>
       <w:r>
         <w:rPr>
+          <w:rFonts w:ascii="黑体" w:eastAsia="黑体" w:hAnsi="宋体" w:hint="eastAsia"/>
+          <w:color w:val="000000"/>
+          <w:sz w:val="30"/>
+        </w:rPr>
+        <w:t xml:space="preserve"> </w:t>
+      </w:r>
+      <w:r>
+        <w:rPr>
           <w:rFonts w:ascii="黑体" w:eastAsia="黑体" w:hAnsi="宋体"/>
           <w:color w:val="000000"/>
           <w:sz w:val="30"/>
           <w:u w:val="single"/>
         </w:rPr>
-        <w:t xml:space="preserve">       </w:t>
+        <w:t xml:space="preserve"> </w:t>
+      </w:r>
+      <w:r>
+        <w:rPr>
+          <w:rFonts w:ascii="黑体" w:eastAsia="黑体" w:hAnsi="宋体"/>
+          <w:color w:val="000000"/>
+          <w:sz w:val="30"/>
+          <w:u w:val="single"/>
+        </w:rPr>
+        <w:tab/>
+      </w:r>
+      <w:r>
+        <w:rPr>
+          <w:rFonts w:ascii="黑体" w:eastAsia="黑体" w:hAnsi="宋体"/>
+          <w:color w:val="000000"/>
+          <w:sz w:val="30"/>
+          <w:u w:val="single"/>
+        </w:rPr>
+        <w:tab/>
       </w:r>
       <w:r>
         <w:rPr>
@@ -310,34 +340,20 @@
       </w:r>
       <w:r>
         <w:rPr>
-          <w:rFonts w:ascii="黑体" w:eastAsia="黑体" w:hAnsi="宋体"/>
-          <w:color w:val="000000"/>
-          <w:sz w:val="30"/>
-          <w:u w:val="single"/>
-        </w:rPr>
-        <w:t xml:space="preserve">       </w:t>
-      </w:r>
-      <w:r>
-        <w:rPr>
           <w:rFonts w:ascii="黑体" w:eastAsia="黑体" w:hAnsi="宋体" w:hint="eastAsia"/>
           <w:color w:val="000000"/>
           <w:sz w:val="30"/>
           <w:u w:val="single"/>
         </w:rPr>
-        <w:t xml:space="preserve">     </w:t>
-      </w:r>
-      <w:r>
-        <w:rPr>
-          <w:rFonts w:ascii="黑体" w:eastAsia="黑体" w:hAnsi="宋体"/>
-          <w:color w:val="000000"/>
-          <w:sz w:val="30"/>
-          <w:u w:val="single"/>
-        </w:rPr>
-        <w:t xml:space="preserve">              </w:t>
+        <w:t xml:space="preserve">                             </w:t>
       </w:r>
     </w:p>
     <w:p>
       <w:pPr>
+        <w:tabs>
+          <w:tab w:val="center" w:pos="2127"/>
+          <w:tab w:val="left" w:pos="3969"/>
+        </w:tabs>
         <w:spacing w:line="760" w:lineRule="exact"/>
         <w:ind w:firstLineChars="200" w:firstLine="600"/>
         <w:jc w:val="left"/>
@@ -391,6 +407,24 @@
       </w:r>
       <w:r>
         <w:rPr>
+          <w:rFonts w:ascii="黑体" w:eastAsia="黑体" w:hAnsi="宋体"/>
+          <w:color w:val="000000"/>
+          <w:sz w:val="30"/>
+          <w:u w:val="single"/>
+        </w:rPr>
+        <w:tab/>
+      </w:r>
+      <w:r>
+        <w:rPr>
+          <w:rFonts w:ascii="黑体" w:eastAsia="黑体" w:hAnsi="宋体"/>
+          <w:color w:val="000000"/>
+          <w:sz w:val="30"/>
+          <w:u w:val="single"/>
+        </w:rPr>
+        <w:tab/>
+      </w:r>
+      <w:r>
+        <w:rPr>
           <w:rFonts w:ascii="黑体" w:eastAsia="黑体" w:hAnsi="宋体" w:hint="eastAsia"/>
           <w:color w:val="000000"/>
           <w:sz w:val="30"/>
@@ -446,6 +480,10 @@
     </w:p>
     <w:p>
       <w:pPr>
+        <w:tabs>
+          <w:tab w:val="center" w:pos="2127"/>
+          <w:tab w:val="left" w:pos="3969"/>
+        </w:tabs>
         <w:spacing w:line="760" w:lineRule="exact"/>
         <w:ind w:firstLineChars="200" w:firstLine="600"/>
         <w:jc w:val="left"/>
@@ -466,12 +504,38 @@
       </w:r>
       <w:r>
         <w:rPr>
+          <w:rFonts w:ascii="黑体" w:eastAsia="黑体" w:hAnsi="宋体" w:hint="eastAsia"/>
+          <w:color w:val="000000"/>
+          <w:sz w:val="30"/>
+        </w:rPr>
+        <w:t xml:space="preserve"> </w:t>
+      </w:r>
+      <w:r>
+        <w:rPr>
           <w:rFonts w:ascii="黑体" w:eastAsia="黑体" w:hAnsi="宋体"/>
           <w:color w:val="000000"/>
           <w:sz w:val="30"/>
           <w:u w:val="single"/>
         </w:rPr>
         <w:t xml:space="preserve"> </w:t>
+      </w:r>
+      <w:r>
+        <w:rPr>
+          <w:rFonts w:ascii="黑体" w:eastAsia="黑体" w:hAnsi="宋体"/>
+          <w:color w:val="000000"/>
+          <w:sz w:val="30"/>
+          <w:u w:val="single"/>
+        </w:rPr>
+        <w:tab/>
+      </w:r>
+      <w:r>
+        <w:rPr>
+          <w:rFonts w:ascii="黑体" w:eastAsia="黑体" w:hAnsi="宋体"/>
+          <w:color w:val="000000"/>
+          <w:sz w:val="30"/>
+          <w:u w:val="single"/>
+        </w:rPr>
+        <w:tab/>
       </w:r>
       <w:r>
         <w:rPr>
@@ -548,6 +612,10 @@
     </w:p>
     <w:p>
       <w:pPr>
+        <w:tabs>
+          <w:tab w:val="center" w:pos="2127"/>
+          <w:tab w:val="left" w:pos="3969"/>
+        </w:tabs>
         <w:spacing w:line="760" w:lineRule="exact"/>
         <w:ind w:firstLineChars="200" w:firstLine="600"/>
         <w:jc w:val="left"/>
@@ -573,7 +641,43 @@
           <w:sz w:val="30"/>
           <w:u w:val="single"/>
         </w:rPr>
-        <w:t xml:space="preserve"> {</w:t>
+        <w:t xml:space="preserve"> </w:t>
+      </w:r>
+      <w:r>
+        <w:rPr>
+          <w:rFonts w:ascii="黑体" w:eastAsia="黑体" w:hAnsi="宋体" w:hint="eastAsia"/>
+          <w:color w:val="000000"/>
+          <w:sz w:val="30"/>
+          <w:u w:val="single"/>
+        </w:rPr>
+        <w:t xml:space="preserve"> </w:t>
+      </w:r>
+      <w:r>
+        <w:rPr>
+          <w:rFonts w:ascii="黑体" w:eastAsia="黑体" w:hAnsi="宋体"/>
+          <w:color w:val="000000"/>
+          <w:sz w:val="30"/>
+          <w:u w:val="single"/>
+        </w:rPr>
+        <w:tab/>
+      </w:r>
+      <w:r>
+        <w:rPr>
+          <w:rFonts w:ascii="黑体" w:eastAsia="黑体" w:hAnsi="宋体"/>
+          <w:color w:val="000000"/>
+          <w:sz w:val="30"/>
+          <w:u w:val="single"/>
+        </w:rPr>
+        <w:tab/>
+      </w:r>
+      <w:r>
+        <w:rPr>
+          <w:rFonts w:ascii="黑体" w:eastAsia="黑体" w:hAnsi="宋体" w:hint="eastAsia"/>
+          <w:color w:val="000000"/>
+          <w:sz w:val="30"/>
+          <w:u w:val="single"/>
+        </w:rPr>
+        <w:t>{</w:t>
       </w:r>
       <w:r>
         <w:rPr>
@@ -614,6 +718,10 @@
     </w:p>
     <w:p>
       <w:pPr>
+        <w:tabs>
+          <w:tab w:val="center" w:pos="2127"/>
+          <w:tab w:val="left" w:pos="3969"/>
+        </w:tabs>
         <w:spacing w:line="760" w:lineRule="exact"/>
         <w:ind w:firstLineChars="200" w:firstLine="600"/>
         <w:jc w:val="left"/>
@@ -640,6 +748,33 @@
           <w:u w:val="single"/>
         </w:rPr>
         <w:t xml:space="preserve"> </w:t>
+      </w:r>
+      <w:r>
+        <w:rPr>
+          <w:rFonts w:ascii="黑体" w:eastAsia="黑体" w:hAnsi="宋体" w:hint="eastAsia"/>
+          <w:color w:val="000000"/>
+          <w:sz w:val="30"/>
+          <w:u w:val="single"/>
+        </w:rPr>
+        <w:t xml:space="preserve"> </w:t>
+      </w:r>
+      <w:r>
+        <w:rPr>
+          <w:rFonts w:ascii="黑体" w:eastAsia="黑体" w:hAnsi="宋体"/>
+          <w:color w:val="000000"/>
+          <w:sz w:val="30"/>
+          <w:u w:val="single"/>
+        </w:rPr>
+        <w:tab/>
+      </w:r>
+      <w:r>
+        <w:rPr>
+          <w:rFonts w:ascii="黑体" w:eastAsia="黑体" w:hAnsi="宋体"/>
+          <w:color w:val="000000"/>
+          <w:sz w:val="30"/>
+          <w:u w:val="single"/>
+        </w:rPr>
+        <w:tab/>
       </w:r>
       <w:r>
         <w:rPr>
@@ -1394,7 +1529,7 @@
             <w:pPr>
               <w:jc w:val="center"/>
               <w:rPr>
-                <w:rFonts w:ascii="宋体" w:eastAsia="宋体" w:hAnsi="宋体"/>
+                <w:rFonts w:ascii="宋体" w:eastAsia="宋体" w:hAnsi="宋体" w:hint="eastAsia"/>
                 <w:sz w:val="24"/>
               </w:rPr>
             </w:pPr>
@@ -1450,23 +1585,24 @@
             </w:pPr>
             <w:r>
               <w:rPr>
-                <w:rFonts w:hint="eastAsia"/>
-                <w:sz w:val="24"/>
-              </w:rPr>
-              <w:t>一年期</w:t>
-            </w:r>
-            <w:r>
-              <w:rPr>
-                <w:sz w:val="24"/>
-              </w:rPr>
-              <w:t>/</w:t>
-            </w:r>
-            <w:r>
-              <w:rPr>
-                <w:rFonts w:hint="eastAsia"/>
-                <w:sz w:val="24"/>
-              </w:rPr>
-              <w:t>二年期</w:t>
+                <w:rFonts w:ascii="宋体" w:eastAsia="宋体" w:hAnsi="宋体" w:hint="eastAsia"/>
+                <w:sz w:val="24"/>
+              </w:rPr>
+              <w:t>{{</w:t>
+            </w:r>
+            <w:r>
+              <w:rPr>
+                <w:rFonts w:ascii="宋体" w:eastAsia="宋体" w:hAnsi="宋体" w:hint="eastAsia"/>
+                <w:sz w:val="24"/>
+              </w:rPr>
+              <w:t>yearDate</w:t>
+            </w:r>
+            <w:r>
+              <w:rPr>
+                <w:rFonts w:ascii="宋体" w:eastAsia="宋体" w:hAnsi="宋体" w:hint="eastAsia"/>
+                <w:sz w:val="24"/>
+              </w:rPr>
+              <w:t>}}</w:t>
             </w:r>
           </w:p>
         </w:tc>
@@ -1650,7 +1786,7 @@
             <w:pPr>
               <w:jc w:val="center"/>
               <w:rPr>
-                <w:rFonts w:ascii="宋体" w:eastAsia="宋体" w:hAnsi="宋体"/>
+                <w:rFonts w:ascii="宋体" w:eastAsia="宋体" w:hAnsi="宋体" w:hint="eastAsia"/>
                 <w:sz w:val="24"/>
               </w:rPr>
             </w:pPr>
